--- a/Documentation/Week 8/Minutes_Group21_Wk8.docx
+++ b/Documentation/Week 8/Minutes_Group21_Wk8.docx
@@ -150,14 +150,36 @@
         <w:rPr>
           <w:lang w:val="en-US"/>
         </w:rPr>
-        <w:t>Dylan, Lithasa, Murphy</w:t>
+        <w:t xml:space="preserve">Dylan, </w:t>
+      </w:r>
+      <w:proofErr w:type="spellStart"/>
+      <w:r>
+        <w:rPr>
+          <w:lang w:val="en-US"/>
+        </w:rPr>
+        <w:t>Lithasa</w:t>
+      </w:r>
+      <w:proofErr w:type="spellEnd"/>
+      <w:r>
+        <w:rPr>
+          <w:lang w:val="en-US"/>
+        </w:rPr>
+        <w:t>, Murphy</w:t>
       </w:r>
       <w:r>
         <w:rPr>
           <w:lang w:val="en-US"/>
         </w:rPr>
-        <w:t>, Dhava</w:t>
+        <w:t xml:space="preserve">, </w:t>
       </w:r>
+      <w:proofErr w:type="spellStart"/>
+      <w:r>
+        <w:rPr>
+          <w:lang w:val="en-US"/>
+        </w:rPr>
+        <w:t>Dhava</w:t>
+      </w:r>
+      <w:proofErr w:type="spellEnd"/>
     </w:p>
     <w:p>
       <w:pPr>
@@ -769,13 +791,23 @@
                 <w:lang w:val="en-US"/>
               </w:rPr>
             </w:pPr>
-            <w:r>
-              <w:rPr>
-                <w:sz w:val="20"/>
-                <w:szCs w:val="20"/>
-                <w:lang w:val="en-US"/>
-              </w:rPr>
-              <w:t xml:space="preserve">Mujoco </w:t>
+            <w:proofErr w:type="spellStart"/>
+            <w:r>
+              <w:rPr>
+                <w:sz w:val="20"/>
+                <w:szCs w:val="20"/>
+                <w:lang w:val="en-US"/>
+              </w:rPr>
+              <w:t>Mujoco</w:t>
+            </w:r>
+            <w:proofErr w:type="spellEnd"/>
+            <w:r>
+              <w:rPr>
+                <w:sz w:val="20"/>
+                <w:szCs w:val="20"/>
+                <w:lang w:val="en-US"/>
+              </w:rPr>
+              <w:t xml:space="preserve"> </w:t>
             </w:r>
             <w:r>
               <w:rPr>
@@ -811,13 +843,41 @@
               </w:rPr>
               <w:t xml:space="preserve">What should the </w:t>
             </w:r>
-            <w:r>
-              <w:rPr>
-                <w:sz w:val="20"/>
-                <w:szCs w:val="20"/>
-                <w:lang w:val="en-US"/>
-              </w:rPr>
-              <w:t xml:space="preserve">person_id mujoco robot </w:t>
+            <w:proofErr w:type="spellStart"/>
+            <w:r>
+              <w:rPr>
+                <w:sz w:val="20"/>
+                <w:szCs w:val="20"/>
+                <w:lang w:val="en-US"/>
+              </w:rPr>
+              <w:t>person_id</w:t>
+            </w:r>
+            <w:proofErr w:type="spellEnd"/>
+            <w:r>
+              <w:rPr>
+                <w:sz w:val="20"/>
+                <w:szCs w:val="20"/>
+                <w:lang w:val="en-US"/>
+              </w:rPr>
+              <w:t xml:space="preserve"> </w:t>
+            </w:r>
+            <w:proofErr w:type="spellStart"/>
+            <w:r>
+              <w:rPr>
+                <w:sz w:val="20"/>
+                <w:szCs w:val="20"/>
+                <w:lang w:val="en-US"/>
+              </w:rPr>
+              <w:t>mujoco</w:t>
+            </w:r>
+            <w:proofErr w:type="spellEnd"/>
+            <w:r>
+              <w:rPr>
+                <w:sz w:val="20"/>
+                <w:szCs w:val="20"/>
+                <w:lang w:val="en-US"/>
+              </w:rPr>
+              <w:t xml:space="preserve"> robot </w:t>
             </w:r>
             <w:r>
               <w:rPr>
@@ -851,7 +911,25 @@
                 <w:szCs w:val="20"/>
                 <w:lang w:val="en-US"/>
               </w:rPr>
-              <w:t>Check if its good enough to click on the person to select as leader, or if we need a different way to identify the leader</w:t>
+              <w:t xml:space="preserve">Check if </w:t>
+            </w:r>
+            <w:proofErr w:type="gramStart"/>
+            <w:r>
+              <w:rPr>
+                <w:sz w:val="20"/>
+                <w:szCs w:val="20"/>
+                <w:lang w:val="en-US"/>
+              </w:rPr>
+              <w:t>its</w:t>
+            </w:r>
+            <w:proofErr w:type="gramEnd"/>
+            <w:r>
+              <w:rPr>
+                <w:sz w:val="20"/>
+                <w:szCs w:val="20"/>
+                <w:lang w:val="en-US"/>
+              </w:rPr>
+              <w:t xml:space="preserve"> good enough to click on the person to select as leader, or if we need a different way to identify the leader</w:t>
             </w:r>
           </w:p>
           <w:p>
@@ -1005,6 +1083,7 @@
                 <w:lang w:val="en-US"/>
               </w:rPr>
             </w:pPr>
+            <w:proofErr w:type="gramStart"/>
             <w:r>
               <w:rPr>
                 <w:sz w:val="20"/>
@@ -1019,7 +1098,16 @@
                 <w:szCs w:val="20"/>
                 <w:lang w:val="en-US"/>
               </w:rPr>
-              <w:t>roles:</w:t>
+              <w:t>roles</w:t>
+            </w:r>
+            <w:proofErr w:type="gramEnd"/>
+            <w:r>
+              <w:rPr>
+                <w:sz w:val="20"/>
+                <w:szCs w:val="20"/>
+                <w:lang w:val="en-US"/>
+              </w:rPr>
+              <w:t>:</w:t>
             </w:r>
           </w:p>
           <w:p>
@@ -1091,13 +1179,23 @@
                 <w:lang w:val="en-US"/>
               </w:rPr>
             </w:pPr>
-            <w:r>
-              <w:rPr>
-                <w:sz w:val="20"/>
-                <w:szCs w:val="20"/>
-                <w:lang w:val="en-US"/>
-              </w:rPr>
-              <w:t>Lithasa -&gt; Developer (to be project manager next sprint)</w:t>
+            <w:proofErr w:type="spellStart"/>
+            <w:r>
+              <w:rPr>
+                <w:sz w:val="20"/>
+                <w:szCs w:val="20"/>
+                <w:lang w:val="en-US"/>
+              </w:rPr>
+              <w:t>Lithasa</w:t>
+            </w:r>
+            <w:proofErr w:type="spellEnd"/>
+            <w:r>
+              <w:rPr>
+                <w:sz w:val="20"/>
+                <w:szCs w:val="20"/>
+                <w:lang w:val="en-US"/>
+              </w:rPr>
+              <w:t xml:space="preserve"> -&gt; Developer (to be project manager next sprint)</w:t>
             </w:r>
           </w:p>
           <w:p>
@@ -1169,13 +1267,23 @@
                 <w:lang w:val="en-US"/>
               </w:rPr>
             </w:pPr>
-            <w:r>
-              <w:rPr>
-                <w:sz w:val="20"/>
-                <w:szCs w:val="20"/>
-                <w:lang w:val="en-US"/>
-              </w:rPr>
-              <w:t>Dhava -&gt; Developer</w:t>
+            <w:proofErr w:type="spellStart"/>
+            <w:r>
+              <w:rPr>
+                <w:sz w:val="20"/>
+                <w:szCs w:val="20"/>
+                <w:lang w:val="en-US"/>
+              </w:rPr>
+              <w:t>Dhava</w:t>
+            </w:r>
+            <w:proofErr w:type="spellEnd"/>
+            <w:r>
+              <w:rPr>
+                <w:sz w:val="20"/>
+                <w:szCs w:val="20"/>
+                <w:lang w:val="en-US"/>
+              </w:rPr>
+              <w:t xml:space="preserve"> -&gt; Developer</w:t>
             </w:r>
           </w:p>
           <w:p>
@@ -1221,55 +1329,103 @@
                 <w:lang w:val="en-US"/>
               </w:rPr>
             </w:pPr>
-            <w:r>
-              <w:rPr>
-                <w:sz w:val="20"/>
-                <w:szCs w:val="20"/>
-                <w:lang w:val="en-US"/>
-              </w:rPr>
-              <w:t xml:space="preserve">Dhava to make sure </w:t>
-            </w:r>
-            <w:r>
-              <w:rPr>
-                <w:sz w:val="20"/>
-                <w:szCs w:val="20"/>
-                <w:lang w:val="en-US"/>
-              </w:rPr>
-              <w:t>person_id code runs on ubuntu and linked to mujoco</w:t>
-            </w:r>
-          </w:p>
-          <w:p>
-            <w:pPr>
-              <w:tabs>
-                <w:tab w:val="center" w:pos="4513"/>
-                <w:tab w:val="left" w:pos="5844"/>
-              </w:tabs>
-              <w:rPr>
-                <w:sz w:val="20"/>
-                <w:szCs w:val="20"/>
-                <w:lang w:val="en-US"/>
-              </w:rPr>
-            </w:pPr>
-          </w:p>
-          <w:p>
-            <w:pPr>
-              <w:tabs>
-                <w:tab w:val="center" w:pos="4513"/>
-                <w:tab w:val="left" w:pos="5844"/>
-              </w:tabs>
-              <w:rPr>
-                <w:sz w:val="20"/>
-                <w:szCs w:val="20"/>
-                <w:lang w:val="en-US"/>
-              </w:rPr>
-            </w:pPr>
-            <w:r>
-              <w:rPr>
-                <w:sz w:val="20"/>
-                <w:szCs w:val="20"/>
-                <w:lang w:val="en-US"/>
-              </w:rPr>
-              <w:t xml:space="preserve">Christo to merge </w:t>
+            <w:proofErr w:type="spellStart"/>
+            <w:r>
+              <w:rPr>
+                <w:sz w:val="20"/>
+                <w:szCs w:val="20"/>
+                <w:lang w:val="en-US"/>
+              </w:rPr>
+              <w:t>Dhava</w:t>
+            </w:r>
+            <w:proofErr w:type="spellEnd"/>
+            <w:r>
+              <w:rPr>
+                <w:sz w:val="20"/>
+                <w:szCs w:val="20"/>
+                <w:lang w:val="en-US"/>
+              </w:rPr>
+              <w:t xml:space="preserve"> to make sure </w:t>
+            </w:r>
+            <w:proofErr w:type="spellStart"/>
+            <w:r>
+              <w:rPr>
+                <w:sz w:val="20"/>
+                <w:szCs w:val="20"/>
+                <w:lang w:val="en-US"/>
+              </w:rPr>
+              <w:t>person_id</w:t>
+            </w:r>
+            <w:proofErr w:type="spellEnd"/>
+            <w:r>
+              <w:rPr>
+                <w:sz w:val="20"/>
+                <w:szCs w:val="20"/>
+                <w:lang w:val="en-US"/>
+              </w:rPr>
+              <w:t xml:space="preserve"> code runs on ubuntu and linked to </w:t>
+            </w:r>
+            <w:proofErr w:type="spellStart"/>
+            <w:r>
+              <w:rPr>
+                <w:sz w:val="20"/>
+                <w:szCs w:val="20"/>
+                <w:lang w:val="en-US"/>
+              </w:rPr>
+              <w:t>mujoco</w:t>
+            </w:r>
+            <w:proofErr w:type="spellEnd"/>
+          </w:p>
+          <w:p>
+            <w:pPr>
+              <w:tabs>
+                <w:tab w:val="center" w:pos="4513"/>
+                <w:tab w:val="left" w:pos="5844"/>
+              </w:tabs>
+              <w:rPr>
+                <w:sz w:val="20"/>
+                <w:szCs w:val="20"/>
+                <w:lang w:val="en-US"/>
+              </w:rPr>
+            </w:pPr>
+          </w:p>
+          <w:p>
+            <w:pPr>
+              <w:tabs>
+                <w:tab w:val="center" w:pos="4513"/>
+                <w:tab w:val="left" w:pos="5844"/>
+              </w:tabs>
+              <w:rPr>
+                <w:sz w:val="20"/>
+                <w:szCs w:val="20"/>
+                <w:lang w:val="en-US"/>
+              </w:rPr>
+            </w:pPr>
+            <w:r>
+              <w:rPr>
+                <w:sz w:val="20"/>
+                <w:szCs w:val="20"/>
+                <w:lang w:val="en-US"/>
+              </w:rPr>
+              <w:t xml:space="preserve">Christo </w:t>
+            </w:r>
+            <w:proofErr w:type="gramStart"/>
+            <w:r>
+              <w:rPr>
+                <w:sz w:val="20"/>
+                <w:szCs w:val="20"/>
+                <w:lang w:val="en-US"/>
+              </w:rPr>
+              <w:t>to merge</w:t>
+            </w:r>
+            <w:proofErr w:type="gramEnd"/>
+            <w:r>
+              <w:rPr>
+                <w:sz w:val="20"/>
+                <w:szCs w:val="20"/>
+                <w:lang w:val="en-US"/>
+              </w:rPr>
+              <w:t xml:space="preserve"> </w:t>
             </w:r>
             <w:r>
               <w:rPr>
@@ -1399,7 +1555,16 @@
                 <w:szCs w:val="20"/>
                 <w:lang w:val="en-US"/>
               </w:rPr>
-              <w:t>meeting on the 23</w:t>
+              <w:t xml:space="preserve">meeting on the </w:t>
+            </w:r>
+            <w:proofErr w:type="gramStart"/>
+            <w:r>
+              <w:rPr>
+                <w:sz w:val="20"/>
+                <w:szCs w:val="20"/>
+                <w:lang w:val="en-US"/>
+              </w:rPr>
+              <w:t>23</w:t>
             </w:r>
             <w:r>
               <w:rPr>
@@ -1410,6 +1575,7 @@
               </w:rPr>
               <w:t>rd</w:t>
             </w:r>
+            <w:proofErr w:type="gramEnd"/>
             <w:r>
               <w:rPr>
                 <w:sz w:val="20"/>
@@ -1548,8 +1714,18 @@
                 <w:szCs w:val="20"/>
                 <w:lang w:val="en-US"/>
               </w:rPr>
-              <w:t>Record tasks and to do lists as issues on github</w:t>
-            </w:r>
+              <w:t xml:space="preserve">Record tasks and to do lists as issues on </w:t>
+            </w:r>
+            <w:proofErr w:type="spellStart"/>
+            <w:r>
+              <w:rPr>
+                <w:sz w:val="20"/>
+                <w:szCs w:val="20"/>
+                <w:lang w:val="en-US"/>
+              </w:rPr>
+              <w:t>github</w:t>
+            </w:r>
+            <w:proofErr w:type="spellEnd"/>
             <w:r>
               <w:rPr>
                 <w:sz w:val="20"/>
@@ -1576,13 +1752,23 @@
                 <w:lang w:val="en-US"/>
               </w:rPr>
             </w:pPr>
-            <w:r>
-              <w:rPr>
-                <w:sz w:val="20"/>
-                <w:szCs w:val="20"/>
-                <w:lang w:val="en-US"/>
-              </w:rPr>
-              <w:t>Lithasa to create agenda for the mentor meeting</w:t>
+            <w:proofErr w:type="spellStart"/>
+            <w:r>
+              <w:rPr>
+                <w:sz w:val="20"/>
+                <w:szCs w:val="20"/>
+                <w:lang w:val="en-US"/>
+              </w:rPr>
+              <w:t>Lithasa</w:t>
+            </w:r>
+            <w:proofErr w:type="spellEnd"/>
+            <w:r>
+              <w:rPr>
+                <w:sz w:val="20"/>
+                <w:szCs w:val="20"/>
+                <w:lang w:val="en-US"/>
+              </w:rPr>
+              <w:t xml:space="preserve"> to create agenda for the mentor meeting</w:t>
             </w:r>
             <w:r>
               <w:rPr>
@@ -1808,7 +1994,25 @@
                 <w:szCs w:val="20"/>
                 <w:lang w:val="en-US"/>
               </w:rPr>
-              <w:t>Terry and Dhava -&gt; Client documents</w:t>
+              <w:t xml:space="preserve">Terry and </w:t>
+            </w:r>
+            <w:proofErr w:type="spellStart"/>
+            <w:r>
+              <w:rPr>
+                <w:sz w:val="20"/>
+                <w:szCs w:val="20"/>
+                <w:lang w:val="en-US"/>
+              </w:rPr>
+              <w:t>Dhava</w:t>
+            </w:r>
+            <w:proofErr w:type="spellEnd"/>
+            <w:r>
+              <w:rPr>
+                <w:sz w:val="20"/>
+                <w:szCs w:val="20"/>
+                <w:lang w:val="en-US"/>
+              </w:rPr>
+              <w:t xml:space="preserve"> -&gt; Client documents</w:t>
             </w:r>
           </w:p>
           <w:p>
@@ -1945,34 +2149,62 @@
                 <w:lang w:val="en-US"/>
               </w:rPr>
             </w:pPr>
-            <w:r>
-              <w:rPr>
-                <w:sz w:val="20"/>
-                <w:szCs w:val="20"/>
-                <w:lang w:val="en-US"/>
-              </w:rPr>
-              <w:t>Lithasa and Murphy to finish story by 9pm today.</w:t>
-            </w:r>
-          </w:p>
-          <w:p>
-            <w:pPr>
-              <w:tabs>
-                <w:tab w:val="center" w:pos="4513"/>
-                <w:tab w:val="left" w:pos="5844"/>
-              </w:tabs>
-              <w:rPr>
-                <w:sz w:val="20"/>
-                <w:szCs w:val="20"/>
-                <w:lang w:val="en-US"/>
-              </w:rPr>
-            </w:pPr>
-            <w:r>
-              <w:rPr>
-                <w:sz w:val="20"/>
-                <w:szCs w:val="20"/>
-                <w:lang w:val="en-US"/>
-              </w:rPr>
-              <w:t>Everyone to message on whatsapp when their respective roles have been finished.</w:t>
+            <w:proofErr w:type="spellStart"/>
+            <w:r>
+              <w:rPr>
+                <w:sz w:val="20"/>
+                <w:szCs w:val="20"/>
+                <w:lang w:val="en-US"/>
+              </w:rPr>
+              <w:t>Lithasa</w:t>
+            </w:r>
+            <w:proofErr w:type="spellEnd"/>
+            <w:r>
+              <w:rPr>
+                <w:sz w:val="20"/>
+                <w:szCs w:val="20"/>
+                <w:lang w:val="en-US"/>
+              </w:rPr>
+              <w:t xml:space="preserve"> and Murphy to finish story by 9pm today.</w:t>
+            </w:r>
+          </w:p>
+          <w:p>
+            <w:pPr>
+              <w:tabs>
+                <w:tab w:val="center" w:pos="4513"/>
+                <w:tab w:val="left" w:pos="5844"/>
+              </w:tabs>
+              <w:rPr>
+                <w:sz w:val="20"/>
+                <w:szCs w:val="20"/>
+                <w:lang w:val="en-US"/>
+              </w:rPr>
+            </w:pPr>
+            <w:r>
+              <w:rPr>
+                <w:sz w:val="20"/>
+                <w:szCs w:val="20"/>
+                <w:lang w:val="en-US"/>
+              </w:rPr>
+              <w:t xml:space="preserve">Everyone to message on </w:t>
+            </w:r>
+            <w:proofErr w:type="spellStart"/>
+            <w:r>
+              <w:rPr>
+                <w:sz w:val="20"/>
+                <w:szCs w:val="20"/>
+                <w:lang w:val="en-US"/>
+              </w:rPr>
+              <w:t>whatsapp</w:t>
+            </w:r>
+            <w:proofErr w:type="spellEnd"/>
+            <w:r>
+              <w:rPr>
+                <w:sz w:val="20"/>
+                <w:szCs w:val="20"/>
+                <w:lang w:val="en-US"/>
+              </w:rPr>
+              <w:t xml:space="preserve"> when their respective roles have been finished.</w:t>
             </w:r>
           </w:p>
         </w:tc>
